--- a/3-能力管理/运行记录类文件/030200-运维服务能力指标体系.docx
+++ b/3-能力管理/运行记录类文件/030200-运维服务能力指标体系.docx
@@ -189,12 +189,6 @@
             <w:insideH w:val="none" w:color="auto" w:sz="0" w:space="0"/>
             <w:insideV w:val="none" w:color="auto" w:sz="0" w:space="0"/>
           </w:tblBorders>
-          <w:tblCellMar>
-            <w:top w:w="0" w:type="dxa"/>
-            <w:left w:w="108" w:type="dxa"/>
-            <w:bottom w:w="0" w:type="dxa"/>
-            <w:right w:w="108" w:type="dxa"/>
-          </w:tblCellMar>
         </w:tblPrEx>
         <w:trPr>
           <w:trHeight w:val="810" w:hRule="atLeast"/>
@@ -239,7 +233,7 @@
                 <w:vertAlign w:val="baseline"/>
                 <w:lang w:val="en-US" w:eastAsia="zh-CN"/>
               </w:rPr>
-              <w:t>刘书峰</w:t>
+              <w:t>耿宁</w:t>
             </w:r>
           </w:p>
         </w:tc>
@@ -315,6 +309,53 @@
             <w:pPr>
               <w:widowControl w:val="0"/>
               <w:rPr>
+                <w:rFonts w:hint="default" w:ascii="Arial" w:hAnsi="Arial" w:eastAsia="Arial" w:cs="Arial"/>
+                <w:snapToGrid w:val="0"/>
+                <w:color w:val="000000"/>
+                <w:kern w:val="0"/>
+                <w:sz w:val="21"/>
+                <w:szCs w:val="21"/>
+                <w:vertAlign w:val="baseline"/>
+                <w:lang w:val="en-US" w:eastAsia="zh-CN" w:bidi="ar-SA"/>
+              </w:rPr>
+            </w:pPr>
+            <w:r>
+              <w:rPr>
+                <w:rFonts w:hint="eastAsia"/>
+                <w:vertAlign w:val="baseline"/>
+                <w:lang w:val="en-US" w:eastAsia="zh-CN"/>
+              </w:rPr>
+              <w:t>审核人</w:t>
+            </w:r>
+            <w:r>
+              <w:rPr>
+                <w:rFonts w:hint="default" w:asciiTheme="minorAscii" w:hAnsiTheme="minorAscii" w:eastAsiaTheme="minorEastAsia"/>
+                <w:spacing w:val="227"/>
+                <w:sz w:val="21"/>
+                <w:vertAlign w:val="baseline"/>
+                <w:lang w:val="en-US" w:eastAsia="zh-CN"/>
+              </w:rPr>
+              <w:t>:</w:t>
+            </w:r>
+            <w:r>
+              <w:rPr>
+                <w:rFonts w:hint="eastAsia"/>
+                <w:u w:val="single"/>
+                <w:lang w:val="en-US" w:eastAsia="zh-CN"/>
+              </w:rPr>
+              <w:t>常海霞</w:t>
+            </w:r>
+          </w:p>
+        </w:tc>
+        <w:tc>
+          <w:tcPr>
+            <w:tcW w:w="4261" w:type="dxa"/>
+            <w:shd w:val="clear" w:color="auto" w:fill="auto"/>
+          </w:tcPr>
+          <w:p>
+            <w:pPr>
+              <w:widowControl w:val="0"/>
+              <w:rPr>
                 <w:rFonts w:hint="eastAsia" w:ascii="Arial" w:hAnsi="Arial" w:eastAsia="Arial" w:cs="Arial"/>
                 <w:snapToGrid w:val="0"/>
                 <w:color w:val="000000"/>
@@ -331,54 +372,7 @@
                 <w:vertAlign w:val="baseline"/>
                 <w:lang w:val="en-US" w:eastAsia="zh-CN"/>
               </w:rPr>
-              <w:t>审核人</w:t>
-            </w:r>
-            <w:r>
-              <w:rPr>
-                <w:rFonts w:hint="default" w:asciiTheme="minorAscii" w:hAnsiTheme="minorAscii" w:eastAsiaTheme="minorEastAsia"/>
-                <w:spacing w:val="227"/>
-                <w:sz w:val="21"/>
-                <w:vertAlign w:val="baseline"/>
-                <w:lang w:val="en-US" w:eastAsia="zh-CN"/>
-              </w:rPr>
-              <w:t>:</w:t>
-            </w:r>
-            <w:r>
-              <w:rPr>
-                <w:rFonts w:hint="eastAsia"/>
-                <w:u w:val="single"/>
-                <w:lang w:val="en-US" w:eastAsia="zh-CN"/>
-              </w:rPr>
-              <w:t>刘瑞</w:t>
-            </w:r>
-          </w:p>
-        </w:tc>
-        <w:tc>
-          <w:tcPr>
-            <w:tcW w:w="4261" w:type="dxa"/>
-            <w:shd w:val="clear" w:color="auto" w:fill="auto"/>
-          </w:tcPr>
-          <w:p>
-            <w:pPr>
-              <w:widowControl w:val="0"/>
-              <w:rPr>
-                <w:rFonts w:hint="eastAsia" w:ascii="Arial" w:hAnsi="Arial" w:eastAsia="Arial" w:cs="Arial"/>
-                <w:snapToGrid w:val="0"/>
-                <w:color w:val="000000"/>
-                <w:kern w:val="0"/>
-                <w:sz w:val="21"/>
-                <w:szCs w:val="21"/>
-                <w:vertAlign w:val="baseline"/>
-                <w:lang w:val="en-US" w:eastAsia="zh-CN" w:bidi="ar-SA"/>
-              </w:rPr>
-            </w:pPr>
-            <w:r>
-              <w:rPr>
-                <w:rFonts w:hint="eastAsia"/>
-                <w:vertAlign w:val="baseline"/>
-                <w:lang w:val="en-US" w:eastAsia="zh-CN"/>
-              </w:rPr>
-              <w:t>编制时间</w:t>
+              <w:t>审核时间</w:t>
             </w:r>
             <w:r>
               <w:rPr>
@@ -508,6 +502,8 @@
       </w:tr>
     </w:tbl>
     <w:p>
+      <w:bookmarkStart w:id="3" w:name="_GoBack"/>
+      <w:bookmarkEnd w:id="3"/>
       <w:r>
         <w:br w:type="page"/>
       </w:r>
@@ -9590,8 +9586,6 @@
               </w:rPr>
               <w:t>组织级客户满意度</w:t>
             </w:r>
-            <w:bookmarkStart w:id="3" w:name="_GoBack"/>
-            <w:bookmarkEnd w:id="3"/>
           </w:p>
         </w:tc>
         <w:tc>
@@ -9733,7 +9727,6 @@
           <w:tcPr>
             <w:tcW w:w="1310" w:type="dxa"/>
             <w:vMerge w:val="continue"/>
-            <w:tcBorders/>
             <w:shd w:val="clear" w:color="auto" w:fill="auto"/>
             <w:vAlign w:val="center"/>
           </w:tcPr>
